--- a/tests/pipeline/fixtures/TestQuoteSummary(quote).docx
+++ b/tests/pipeline/fixtures/TestQuoteSummary(quote).docx
@@ -78,7 +78,7 @@
           </w:tcPr>
           <w:p>
             <w:r>
-              <w:t>{quoteNumber}</w:t>
+              <w:t>{quote.quoteNumber}</w:t>
             </w:r>
           </w:p>
         </w:tc>
@@ -100,7 +100,7 @@
           </w:tcPr>
           <w:p>
             <w:r>
-              <w:t>{startTime}</w:t>
+              <w:t>{quote.startTime}</w:t>
             </w:r>
           </w:p>
         </w:tc>
@@ -122,7 +122,7 @@
           </w:tcPr>
           <w:p>
             <w:r>
-              <w:t>{endTime}</w:t>
+              <w:t>{quote.endTime}</w:t>
             </w:r>
           </w:p>
         </w:tc>
@@ -144,7 +144,7 @@
           </w:tcPr>
           <w:p>
             <w:r>
-              <w:t>{jurisdiction}</w:t>
+              <w:t>{quote.jurisdiction}</w:t>
             </w:r>
           </w:p>
         </w:tc>
@@ -233,7 +233,7 @@
           </w:tcPr>
           <w:p>
             <w:r>
-              <w:t>{quotePremiumTotal}</w:t>
+              <w:t>{pricing.premiumTotal}</w:t>
             </w:r>
           </w:p>
         </w:tc>
@@ -255,7 +255,7 @@
           </w:tcPr>
           <w:p>
             <w:r>
-              <w:t>{quoteOtherTotal}</w:t>
+              <w:t>{pricing.otherTotal}</w:t>
             </w:r>
           </w:p>
         </w:tc>

--- a/tests/pipeline/fixtures/TestQuoteSummary(quote).docx
+++ b/tests/pipeline/fixtures/TestQuoteSummary(quote).docx
@@ -123,28 +123,6 @@
           <w:p>
             <w:r>
               <w:t>{quote.endTime}</w:t>
-            </w:r>
-          </w:p>
-        </w:tc>
-      </w:tr>
-      <w:tr>
-        <w:tc>
-          <w:tcPr>
-            <w:tcW w:type="dxa" w:w="4320"/>
-          </w:tcPr>
-          <w:p>
-            <w:r>
-              <w:t>Jurisdiction</w:t>
-            </w:r>
-          </w:p>
-        </w:tc>
-        <w:tc>
-          <w:tcPr>
-            <w:tcW w:type="dxa" w:w="4320"/>
-          </w:tcPr>
-          <w:p>
-            <w:r>
-              <w:t>{quote.jurisdiction}</w:t>
             </w:r>
           </w:p>
         </w:tc>

--- a/tests/pipeline/fixtures/TestQuoteSummary(quote).docx
+++ b/tests/pipeline/fixtures/TestQuoteSummary(quote).docx
@@ -145,13 +145,13 @@
     <w:p/>
     <w:p>
       <w:r>
-        <w:t>[[Accidental Damage cover is included in your plan. Your item is protected against unexpected physical damage.]]</w:t>
+        <w:t>[[$accidentalDamageNote]]</w:t>
       </w:r>
     </w:p>
     <w:p/>
     <w:p>
       <w:r>
-        <w:t>[[Theft cover is included in your plan. You are protected if your item is lost or stolen.]]</w:t>
+        <w:t>[[$theftCoverNote]]</w:t>
       </w:r>
     </w:p>
     <w:p/>
